--- a/Lab02_house_price.docx
+++ b/Lab02_house_price.docx
@@ -11695,7 +11695,7 @@
         </w:rPr>
         <w:lastRenderedPageBreak/>
         <w:drawing>
-          <wp:inline distT="0" distB="0" distL="0" distR="0" wp14:anchorId="439BB598" wp14:editId="39DE683C">
+          <wp:inline distT="0" distB="0" distL="0" distR="0" wp14:anchorId="439BB598" wp14:editId="4482AEAF">
             <wp:extent cx="5288280" cy="1849644"/>
             <wp:effectExtent l="0" t="0" r="7620" b="0"/>
             <wp:docPr id="1990207403" name="Picture 11"/>
@@ -11884,7 +11884,7 @@
           <w:noProof/>
         </w:rPr>
         <w:drawing>
-          <wp:inline distT="0" distB="0" distL="0" distR="0" wp14:anchorId="71BA138F" wp14:editId="507F2C96">
+          <wp:inline distT="0" distB="0" distL="0" distR="0" wp14:anchorId="71BA138F" wp14:editId="7DA52B7F">
             <wp:extent cx="5250180" cy="1836318"/>
             <wp:effectExtent l="0" t="0" r="7620" b="0"/>
             <wp:docPr id="1182091343" name="Picture 12"/>
@@ -12074,7 +12074,7 @@
         </w:rPr>
         <w:lastRenderedPageBreak/>
         <w:drawing>
-          <wp:inline distT="0" distB="0" distL="0" distR="0" wp14:anchorId="4E9FFFA4" wp14:editId="48D5E356">
+          <wp:inline distT="0" distB="0" distL="0" distR="0" wp14:anchorId="4E9FFFA4" wp14:editId="59B7DCF9">
             <wp:extent cx="5090160" cy="1780349"/>
             <wp:effectExtent l="0" t="0" r="0" b="0"/>
             <wp:docPr id="1656503322" name="Picture 13"/>
@@ -12263,7 +12263,7 @@
           <w:noProof/>
         </w:rPr>
         <w:drawing>
-          <wp:inline distT="0" distB="0" distL="0" distR="0" wp14:anchorId="587C96FC" wp14:editId="7D874102">
+          <wp:inline distT="0" distB="0" distL="0" distR="0" wp14:anchorId="587C96FC" wp14:editId="3A79477A">
             <wp:extent cx="5234940" cy="1830988"/>
             <wp:effectExtent l="0" t="0" r="3810" b="0"/>
             <wp:docPr id="574468855" name="Picture 14"/>
@@ -12840,7 +12840,7 @@
           <w:noProof/>
         </w:rPr>
         <w:drawing>
-          <wp:inline distT="0" distB="0" distL="0" distR="0" wp14:anchorId="54BA3D4B" wp14:editId="77FE9AD8">
+          <wp:inline distT="0" distB="0" distL="0" distR="0" wp14:anchorId="54BA3D4B" wp14:editId="3025F01D">
             <wp:extent cx="5509260" cy="1926935"/>
             <wp:effectExtent l="0" t="0" r="0" b="0"/>
             <wp:docPr id="1888946649" name="Picture 16"/>
@@ -13038,7 +13038,7 @@
           <w:noProof/>
         </w:rPr>
         <w:drawing>
-          <wp:inline distT="0" distB="0" distL="0" distR="0" wp14:anchorId="3A79CE4D" wp14:editId="335C5390">
+          <wp:inline distT="0" distB="0" distL="0" distR="0" wp14:anchorId="3A79CE4D" wp14:editId="47CD759D">
             <wp:extent cx="5257800" cy="1838984"/>
             <wp:effectExtent l="0" t="0" r="0" b="8890"/>
             <wp:docPr id="1454693376" name="Picture 17"/>
@@ -13228,7 +13228,7 @@
           <w:noProof/>
         </w:rPr>
         <w:drawing>
-          <wp:inline distT="0" distB="0" distL="0" distR="0" wp14:anchorId="22DE8C7A" wp14:editId="79B86DE1">
+          <wp:inline distT="0" distB="0" distL="0" distR="0" wp14:anchorId="22DE8C7A" wp14:editId="1C857B07">
             <wp:extent cx="5074920" cy="1775410"/>
             <wp:effectExtent l="0" t="0" r="0" b="0"/>
             <wp:docPr id="1953745136" name="Picture 18"/>
@@ -13799,8 +13799,8 @@
           <w:lang w:val="vi-VN"/>
         </w:rPr>
       </w:pPr>
-      <w:bookmarkStart w:id="27" w:name="_Toc181287707"/>
-      <w:bookmarkStart w:id="28" w:name="_Toc241402452"/>
+      <w:bookmarkStart w:id="27" w:name="_Toc241402452"/>
+      <w:bookmarkStart w:id="28" w:name="_Toc181287707"/>
       <w:r>
         <w:rPr>
           <w:rFonts w:ascii="Times New Roman" w:hAnsi="Times New Roman" w:cs="Times New Roman"/>
@@ -13879,7 +13879,7 @@
         </w:rPr>
         <w:t xml:space="preserve"> DỮ LIỆU</w:t>
       </w:r>
-      <w:bookmarkEnd w:id="28"/>
+      <w:bookmarkEnd w:id="27"/>
     </w:p>
     <w:p>
       <w:pPr>
@@ -13914,7 +13914,7 @@
         </w:rPr>
       </w:pPr>
       <w:bookmarkStart w:id="29" w:name="_Toc241402453"/>
-      <w:bookmarkEnd w:id="27"/>
+      <w:bookmarkEnd w:id="28"/>
       <w:r>
         <w:rPr>
           <w:rFonts w:ascii="Times New Roman" w:eastAsia="Times New Roman" w:hAnsi="Times New Roman" w:cs="Times New Roman"/>
@@ -20635,6 +20635,7 @@
           <w:rFonts w:ascii="Times New Roman" w:hAnsi="Times New Roman" w:cs="Times New Roman"/>
           <w:sz w:val="28"/>
           <w:szCs w:val="28"/>
+          <w:lang w:val="vi-VN"/>
         </w:rPr>
       </w:pPr>
       <w:r>
@@ -20682,11 +20683,60 @@
           </wp:inline>
         </w:drawing>
       </w:r>
-      <w:r>
-        <w:rPr>
-          <w:rFonts w:ascii="Times New Roman" w:hAnsi="Times New Roman" w:cs="Times New Roman"/>
-          <w:sz w:val="28"/>
-          <w:szCs w:val="28"/>
+    </w:p>
+    <w:p>
+      <w:pPr>
+        <w:rPr>
+          <w:rFonts w:ascii="Times New Roman" w:hAnsi="Times New Roman" w:cs="Times New Roman"/>
+          <w:sz w:val="28"/>
+          <w:szCs w:val="28"/>
+        </w:rPr>
+      </w:pPr>
+      <w:r>
+        <w:rPr>
+          <w:rFonts w:ascii="Times New Roman" w:hAnsi="Times New Roman" w:cs="Times New Roman"/>
+          <w:sz w:val="28"/>
+          <w:szCs w:val="28"/>
+        </w:rPr>
+        <w:t xml:space="preserve">Tốc độ hội tụ (Convergence): </w:t>
+      </w:r>
+    </w:p>
+    <w:p>
+      <w:pPr>
+        <w:numPr>
+          <w:ilvl w:val="0"/>
+          <w:numId w:val="31"/>
+        </w:numPr>
+        <w:rPr>
+          <w:rFonts w:ascii="Times New Roman" w:hAnsi="Times New Roman" w:cs="Times New Roman"/>
+          <w:sz w:val="28"/>
+          <w:szCs w:val="28"/>
+        </w:rPr>
+      </w:pPr>
+      <w:r>
+        <w:rPr>
+          <w:rFonts w:ascii="Times New Roman" w:hAnsi="Times New Roman" w:cs="Times New Roman"/>
+          <w:sz w:val="28"/>
+          <w:szCs w:val="28"/>
+        </w:rPr>
+        <w:t>Trên cả 3 biểu đồ train_rmse, val_rmse và val_mse, tất cả các cấu hình đều hội tụ rất nhanh ngay trong 10 epoch đầu tiên.</w:t>
+      </w:r>
+    </w:p>
+    <w:p>
+      <w:pPr>
+        <w:rPr>
+          <w:rFonts w:ascii="Times New Roman" w:hAnsi="Times New Roman" w:cs="Times New Roman"/>
+          <w:sz w:val="28"/>
+          <w:szCs w:val="28"/>
+          <w:lang w:val="vi-VN"/>
+        </w:rPr>
+      </w:pPr>
+      <w:r>
+        <w:rPr>
+          <w:rFonts w:ascii="Times New Roman" w:hAnsi="Times New Roman" w:cs="Times New Roman"/>
+          <w:sz w:val="28"/>
+          <w:szCs w:val="28"/>
+          <w:lang w:val="vi-VN"/>
         </w:rPr>
         <w:t>Qua kết quả theo dõi trên W&amp;B, cả ba cấu hình đều có xu hướng giảm sai số trong quá trình huấn luyện. Sau khi hoàn thành 50 epoch, mô hình của từng cấu hình được đánh giá lại trên toàn bộ tập Validation để tính Validation RMSE.</w:t>
       </w:r>
@@ -20707,6 +20757,7 @@
           <w:sz w:val="28"/>
           <w:szCs w:val="28"/>
         </w:rPr>
+        <w:lastRenderedPageBreak/>
         <w:drawing>
           <wp:inline distT="0" distB="0" distL="0" distR="0" wp14:anchorId="69738138" wp14:editId="0F313975">
             <wp:extent cx="3429297" cy="853514"/>
@@ -20758,7 +20809,6 @@
           <w:sz w:val="28"/>
           <w:szCs w:val="28"/>
         </w:rPr>
-        <w:lastRenderedPageBreak/>
         <w:t>Kết quả so sánh Validation RMSE của các cấu hình như sau:</w:t>
       </w:r>
     </w:p>
@@ -21064,51 +21114,15 @@
           <w:rFonts w:ascii="Times New Roman" w:hAnsi="Times New Roman" w:cs="Times New Roman"/>
           <w:sz w:val="28"/>
           <w:szCs w:val="28"/>
-        </w:rPr>
-      </w:pPr>
-      <w:r>
-        <w:rPr>
-          <w:rFonts w:ascii="Times New Roman" w:hAnsi="Times New Roman" w:cs="Times New Roman"/>
-          <w:sz w:val="28"/>
-          <w:szCs w:val="28"/>
-        </w:rPr>
-        <w:t xml:space="preserve">Tốc độ hội tụ (Convergence): </w:t>
-      </w:r>
-    </w:p>
-    <w:p>
-      <w:pPr>
-        <w:numPr>
-          <w:ilvl w:val="0"/>
-          <w:numId w:val="31"/>
-        </w:numPr>
-        <w:rPr>
-          <w:rFonts w:ascii="Times New Roman" w:hAnsi="Times New Roman" w:cs="Times New Roman"/>
-          <w:sz w:val="28"/>
-          <w:szCs w:val="28"/>
-        </w:rPr>
-      </w:pPr>
-      <w:r>
-        <w:rPr>
-          <w:rFonts w:ascii="Times New Roman" w:hAnsi="Times New Roman" w:cs="Times New Roman"/>
-          <w:sz w:val="28"/>
-          <w:szCs w:val="28"/>
-        </w:rPr>
-        <w:t>Trên cả 3 biểu đồ train_rmse, val_rmse và val_mse, tất cả các cấu hình đều hội tụ rất nhanh ngay trong 10 epoch đầu tiên.</w:t>
-      </w:r>
-    </w:p>
-    <w:p>
-      <w:pPr>
-        <w:rPr>
-          <w:rFonts w:ascii="Times New Roman" w:hAnsi="Times New Roman" w:cs="Times New Roman"/>
-          <w:sz w:val="28"/>
-          <w:szCs w:val="28"/>
-        </w:rPr>
-      </w:pPr>
-      <w:r>
-        <w:rPr>
-          <w:rFonts w:ascii="Times New Roman" w:hAnsi="Times New Roman" w:cs="Times New Roman"/>
-          <w:sz w:val="28"/>
-          <w:szCs w:val="28"/>
+          <w:lang w:val="vi-VN"/>
+        </w:rPr>
+      </w:pPr>
+      <w:r>
+        <w:rPr>
+          <w:rFonts w:ascii="Times New Roman" w:hAnsi="Times New Roman" w:cs="Times New Roman"/>
+          <w:sz w:val="28"/>
+          <w:szCs w:val="28"/>
+          <w:lang w:val="vi-VN"/>
         </w:rPr>
         <w:t>So sánh Hiệu năng giữa các Cấu hình:</w:t>
       </w:r>
@@ -21123,13 +21137,15 @@
           <w:rFonts w:ascii="Times New Roman" w:hAnsi="Times New Roman" w:cs="Times New Roman"/>
           <w:sz w:val="28"/>
           <w:szCs w:val="28"/>
-        </w:rPr>
-      </w:pPr>
-      <w:r>
-        <w:rPr>
-          <w:rFonts w:ascii="Times New Roman" w:hAnsi="Times New Roman" w:cs="Times New Roman"/>
-          <w:sz w:val="28"/>
-          <w:szCs w:val="28"/>
+          <w:lang w:val="vi-VN"/>
+        </w:rPr>
+      </w:pPr>
+      <w:r>
+        <w:rPr>
+          <w:rFonts w:ascii="Times New Roman" w:hAnsi="Times New Roman" w:cs="Times New Roman"/>
+          <w:sz w:val="28"/>
+          <w:szCs w:val="28"/>
+          <w:lang w:val="vi-VN"/>
         </w:rPr>
         <w:t xml:space="preserve">Cấu hình config_64_32_16: Cho ra đường val_rmse và val_mse duy trì ở mức thấp và ổn định nhất sau 50 epoch. </w:t>
       </w:r>
@@ -21144,30 +21160,141 @@
           <w:rFonts w:ascii="Times New Roman" w:hAnsi="Times New Roman" w:cs="Times New Roman"/>
           <w:sz w:val="28"/>
           <w:szCs w:val="28"/>
-        </w:rPr>
-      </w:pPr>
-      <w:r>
-        <w:rPr>
-          <w:rFonts w:ascii="Times New Roman" w:hAnsi="Times New Roman" w:cs="Times New Roman"/>
-          <w:sz w:val="28"/>
-          <w:szCs w:val="28"/>
+          <w:lang w:val="vi-VN"/>
+        </w:rPr>
+      </w:pPr>
+      <w:r>
+        <w:rPr>
+          <w:rFonts w:ascii="Times New Roman" w:hAnsi="Times New Roman" w:cs="Times New Roman"/>
+          <w:sz w:val="28"/>
+          <w:szCs w:val="28"/>
+          <w:lang w:val="vi-VN"/>
         </w:rPr>
         <w:t xml:space="preserve">Cấu hình config_128_64_32 &amp; config_256_128_64: Mặc dù train_rmse giảm sâu hơn (học tập train tốt), tuy nhiên val_rmse trên tập Validation lại cao hơn. </w:t>
       </w:r>
     </w:p>
     <w:p>
       <w:pPr>
-        <w:rPr>
-          <w:rFonts w:ascii="Times New Roman" w:hAnsi="Times New Roman" w:cs="Times New Roman"/>
-          <w:sz w:val="28"/>
-          <w:szCs w:val="28"/>
-        </w:rPr>
-      </w:pPr>
-      <w:r>
-        <w:rPr>
-          <w:rFonts w:ascii="Times New Roman" w:hAnsi="Times New Roman" w:cs="Times New Roman"/>
-          <w:sz w:val="28"/>
-          <w:szCs w:val="28"/>
+        <w:pStyle w:val="NormalWeb"/>
+        <w:rPr>
+          <w:sz w:val="28"/>
+          <w:szCs w:val="28"/>
+        </w:rPr>
+      </w:pPr>
+      <w:r>
+        <w:rPr>
+          <w:sz w:val="28"/>
+          <w:szCs w:val="28"/>
+        </w:rPr>
+        <w:t xml:space="preserve">Trong đó, </w:t>
+      </w:r>
+      <w:r>
+        <w:rPr>
+          <w:rStyle w:val="Strong"/>
+          <w:sz w:val="28"/>
+          <w:szCs w:val="28"/>
+        </w:rPr>
+        <w:t>R² = 0.9067</w:t>
+      </w:r>
+      <w:r>
+        <w:rPr>
+          <w:sz w:val="28"/>
+          <w:szCs w:val="28"/>
+        </w:rPr>
+        <w:t xml:space="preserve"> cho thấy mô hình được lựa chọn giải thích được khoảng </w:t>
+      </w:r>
+      <w:r>
+        <w:rPr>
+          <w:rStyle w:val="Strong"/>
+          <w:sz w:val="28"/>
+          <w:szCs w:val="28"/>
+        </w:rPr>
+        <w:t>90.67% sự biến thiên của giá nhà trên tập Validation</w:t>
+      </w:r>
+      <w:r>
+        <w:rPr>
+          <w:sz w:val="28"/>
+          <w:szCs w:val="28"/>
+        </w:rPr>
+        <w:t xml:space="preserve">. Đây là mức cao hơn so với mô hình chính ban đầu có </w:t>
+      </w:r>
+      <w:r>
+        <w:rPr>
+          <w:rStyle w:val="Strong"/>
+          <w:sz w:val="28"/>
+          <w:szCs w:val="28"/>
+        </w:rPr>
+        <w:t>R² = 0.8786</w:t>
+      </w:r>
+      <w:r>
+        <w:rPr>
+          <w:sz w:val="28"/>
+          <w:szCs w:val="28"/>
+        </w:rPr>
+        <w:t>.</w:t>
+      </w:r>
+    </w:p>
+    <w:p>
+      <w:pPr>
+        <w:pStyle w:val="NormalWeb"/>
+        <w:rPr>
+          <w:sz w:val="28"/>
+          <w:szCs w:val="28"/>
+        </w:rPr>
+      </w:pPr>
+      <w:r>
+        <w:rPr>
+          <w:sz w:val="28"/>
+          <w:szCs w:val="28"/>
+        </w:rPr>
+        <w:t xml:space="preserve">Bên cạnh đó, </w:t>
+      </w:r>
+      <w:r>
+        <w:rPr>
+          <w:rStyle w:val="Strong"/>
+          <w:sz w:val="28"/>
+          <w:szCs w:val="28"/>
+        </w:rPr>
+        <w:t>Validation RMSE giảm từ 0.1746 xuống 0.1607</w:t>
+      </w:r>
+      <w:r>
+        <w:rPr>
+          <w:sz w:val="28"/>
+          <w:szCs w:val="28"/>
+        </w:rPr>
+        <w:t xml:space="preserve">, trong khi </w:t>
+      </w:r>
+      <w:r>
+        <w:rPr>
+          <w:rStyle w:val="Strong"/>
+          <w:sz w:val="28"/>
+          <w:szCs w:val="28"/>
+        </w:rPr>
+        <w:t>MAE giảm từ $19,163.99 xuống $16,751.31</w:t>
+      </w:r>
+      <w:r>
+        <w:rPr>
+          <w:sz w:val="28"/>
+          <w:szCs w:val="28"/>
+        </w:rPr>
+        <w:t>. Như vậy, trong lần thực nghiệm này, cấu hình 64 → 32 → 16 cho kết quả tốt hơn mô hình chính 128 → 64 → 32 trên tập Validation ở cả ba chỉ số được sử dụng để đánh giá.</w:t>
+      </w:r>
+    </w:p>
+    <w:p>
+      <w:pPr>
+        <w:rPr>
+          <w:rFonts w:ascii="Times New Roman" w:hAnsi="Times New Roman" w:cs="Times New Roman"/>
+          <w:sz w:val="28"/>
+          <w:szCs w:val="28"/>
+          <w:lang w:val="vi-VN"/>
+        </w:rPr>
+      </w:pPr>
+      <w:r>
+        <w:rPr>
+          <w:rFonts w:ascii="Times New Roman" w:hAnsi="Times New Roman" w:cs="Times New Roman"/>
+          <w:sz w:val="28"/>
+          <w:szCs w:val="28"/>
+          <w:lang w:val="vi-VN"/>
         </w:rPr>
         <w:t>Kết luận:</w:t>
       </w:r>
@@ -21186,8 +21313,135 @@
           <w:rFonts w:ascii="Times New Roman" w:hAnsi="Times New Roman" w:cs="Times New Roman"/>
           <w:sz w:val="28"/>
           <w:szCs w:val="28"/>
-        </w:rPr>
-        <w:t>So với mô hình chính ban đầu có kiến trúc 128 → 64 → 32, cấu hình 64 → 32 → 16 cho kết quả Validation RMSE thấp hơn trong bước thử nghiệm các cấu hình. Điều này cho thấy cấu hình được lựa chọn phù hợp hơn với tập dữ liệu Validation trong lần thực nghiệm này.</w:t>
+          <w:lang w:val="vi-VN"/>
+        </w:rPr>
+        <w:lastRenderedPageBreak/>
+        <w:t xml:space="preserve">Dựa trên kết quả thử nghiệm, </w:t>
+      </w:r>
+      <w:r>
+        <w:rPr>
+          <w:rFonts w:ascii="Times New Roman" w:hAnsi="Times New Roman" w:cs="Times New Roman"/>
+          <w:b/>
+          <w:bCs/>
+          <w:sz w:val="28"/>
+          <w:szCs w:val="28"/>
+          <w:lang w:val="vi-VN"/>
+        </w:rPr>
+        <w:t>Config 1 với kiến trúc 64 → 32 → 16 và learning rate = 0.001</w:t>
+      </w:r>
+      <w:r>
+        <w:rPr>
+          <w:rFonts w:ascii="Times New Roman" w:hAnsi="Times New Roman" w:cs="Times New Roman"/>
+          <w:sz w:val="28"/>
+          <w:szCs w:val="28"/>
+          <w:lang w:val="vi-VN"/>
+        </w:rPr>
+        <w:t xml:space="preserve"> được lựa chọn làm mô hình tốt nhất trong ba cấu hình được thử nghiệm. </w:t>
+      </w:r>
+      <w:r>
+        <w:rPr>
+          <w:rFonts w:ascii="Times New Roman" w:hAnsi="Times New Roman" w:cs="Times New Roman"/>
+          <w:sz w:val="28"/>
+          <w:szCs w:val="28"/>
+        </w:rPr>
+        <w:t xml:space="preserve">Mô hình đạt </w:t>
+      </w:r>
+      <w:r>
+        <w:rPr>
+          <w:rFonts w:ascii="Times New Roman" w:hAnsi="Times New Roman" w:cs="Times New Roman"/>
+          <w:b/>
+          <w:bCs/>
+          <w:sz w:val="28"/>
+          <w:szCs w:val="28"/>
+        </w:rPr>
+        <w:t>Validation RMSE = 0.1607, MAE = $16,751.31 và R² = 0.9067</w:t>
+      </w:r>
+      <w:r>
+        <w:rPr>
+          <w:rFonts w:ascii="Times New Roman" w:hAnsi="Times New Roman" w:cs="Times New Roman"/>
+          <w:sz w:val="28"/>
+          <w:szCs w:val="28"/>
+        </w:rPr>
+        <w:t>.</w:t>
+      </w:r>
+    </w:p>
+    <w:p>
+      <w:pPr>
+        <w:rPr>
+          <w:rFonts w:ascii="Times New Roman" w:hAnsi="Times New Roman" w:cs="Times New Roman"/>
+          <w:sz w:val="28"/>
+          <w:szCs w:val="28"/>
+          <w:lang w:val="vi-VN"/>
+        </w:rPr>
+      </w:pPr>
+      <w:r>
+        <w:rPr>
+          <w:rFonts w:ascii="Times New Roman" w:hAnsi="Times New Roman" w:cs="Times New Roman"/>
+          <w:sz w:val="28"/>
+          <w:szCs w:val="28"/>
+          <w:lang w:val="vi-VN"/>
+        </w:rPr>
+        <w:t xml:space="preserve">Đặc biệt, giá trị </w:t>
+      </w:r>
+      <w:r>
+        <w:rPr>
+          <w:rFonts w:ascii="Times New Roman" w:hAnsi="Times New Roman" w:cs="Times New Roman"/>
+          <w:b/>
+          <w:bCs/>
+          <w:sz w:val="28"/>
+          <w:szCs w:val="28"/>
+          <w:lang w:val="vi-VN"/>
+        </w:rPr>
+        <w:t>R² = 0.9067</w:t>
+      </w:r>
+      <w:r>
+        <w:rPr>
+          <w:rFonts w:ascii="Times New Roman" w:hAnsi="Times New Roman" w:cs="Times New Roman"/>
+          <w:sz w:val="28"/>
+          <w:szCs w:val="28"/>
+          <w:lang w:val="vi-VN"/>
+        </w:rPr>
+        <w:t xml:space="preserve"> cho thấy mô hình giải thích được khoảng </w:t>
+      </w:r>
+      <w:r>
+        <w:rPr>
+          <w:rFonts w:ascii="Times New Roman" w:hAnsi="Times New Roman" w:cs="Times New Roman"/>
+          <w:b/>
+          <w:bCs/>
+          <w:sz w:val="28"/>
+          <w:szCs w:val="28"/>
+          <w:lang w:val="vi-VN"/>
+        </w:rPr>
+        <w:t xml:space="preserve">90.67% </w:t>
+      </w:r>
+      <w:r>
+        <w:rPr>
+          <w:rFonts w:ascii="Times New Roman" w:hAnsi="Times New Roman" w:cs="Times New Roman"/>
+          <w:sz w:val="28"/>
+          <w:szCs w:val="28"/>
+          <w:lang w:val="vi-VN"/>
+        </w:rPr>
+        <w:t xml:space="preserve">sự biến thiên của giá nhà trên tập Validation. So với mô hình chính ban đầu, R² tăng từ </w:t>
+      </w:r>
+      <w:r>
+        <w:rPr>
+          <w:rFonts w:ascii="Times New Roman" w:hAnsi="Times New Roman" w:cs="Times New Roman"/>
+          <w:b/>
+          <w:bCs/>
+          <w:sz w:val="28"/>
+          <w:szCs w:val="28"/>
+          <w:lang w:val="vi-VN"/>
+        </w:rPr>
+        <w:t>0.8786 lên 0.9067</w:t>
+      </w:r>
+      <w:r>
+        <w:rPr>
+          <w:rFonts w:ascii="Times New Roman" w:hAnsi="Times New Roman" w:cs="Times New Roman"/>
+          <w:sz w:val="28"/>
+          <w:szCs w:val="28"/>
+          <w:lang w:val="vi-VN"/>
+        </w:rPr>
+        <w:t>, đồng thời RMSE và MAE đều giảm. Kết quả này cho thấy cấu hình 64 → 32 → 16 phù hợp hơn với tập dữ liệu Validation trong lần thực nghiệm V1 và được sử dụng cho bước dự đoán trên tập Test.</w:t>
       </w:r>
     </w:p>
     <w:p>
@@ -21265,7 +21519,6 @@
           <w:sz w:val="28"/>
           <w:szCs w:val="28"/>
         </w:rPr>
-        <w:lastRenderedPageBreak/>
         <w:t>Mô hình được chuyển sang chế độ đánh giá bằng eval(). Sau đó, nhóm sử dụng torch.no_grad() để thực hiện dự đoán mà không tính toán gradient.</w:t>
       </w:r>
     </w:p>
@@ -21438,6 +21691,7 @@
           <w:sz w:val="28"/>
           <w:szCs w:val="28"/>
         </w:rPr>
+        <w:lastRenderedPageBreak/>
         <w:t>Kết quả dự đoán ban đầu nằm trên thang logarit. Vì vậy, nhóm sử dụng hàm np.expm1() để chuyển các giá trị dự đoán về đơn vị giá nhà thực tế.</w:t>
       </w:r>
     </w:p>
@@ -21583,7 +21837,6 @@
           <w:sz w:val="28"/>
           <w:szCs w:val="28"/>
         </w:rPr>
-        <w:lastRenderedPageBreak/>
         <w:t>Ví dụ, đối với một số mẫu trong bảng, giá dự đoán gần với giá thực tế nên Difference_USD tương đối nhỏ. Ngược lại, một số mẫu có độ chênh lệch lớn hơn, cho thấy mô hình vẫn còn sai số trong quá trình dự đoán.</w:t>
       </w:r>
     </w:p>
@@ -21846,6 +22099,7 @@
           <w:sz w:val="28"/>
           <w:szCs w:val="28"/>
         </w:rPr>
+        <w:lastRenderedPageBreak/>
         <w:t>Kết quả dự đoán ban đầu nằm trên thang logarit. Do đó, code sử dụng np.expm1() để chuyển các giá trị dự đoán về đơn vị giá nhà thực tế.</w:t>
       </w:r>
     </w:p>
@@ -22002,7 +22256,6 @@
           <w:sz w:val="28"/>
           <w:szCs w:val="28"/>
         </w:rPr>
-        <w:lastRenderedPageBreak/>
         <w:t>Giá nhà dự đoán trung bình khoảng 181.919 USD, trong khi giá trị trung vị khoảng 159.115 USD. Việc giá trung bình cao hơn trung vị cho thấy dữ liệu dự đoán có xu hướng lệch phải, chủ yếu do sự xuất hiện của một số căn nhà có giá cao.</w:t>
       </w:r>
     </w:p>
@@ -22255,6 +22508,7 @@
           <w:sz w:val="28"/>
           <w:szCs w:val="28"/>
         </w:rPr>
+        <w:lastRenderedPageBreak/>
         <w:t>R²: 0.9067.</w:t>
       </w:r>
     </w:p>
@@ -22421,6 +22675,7 @@
           <w:iCs/>
           <w:sz w:val="28"/>
           <w:szCs w:val="28"/>
+          <w:lang w:val="vi-VN"/>
         </w:rPr>
       </w:pPr>
       <w:r>
@@ -22432,8 +22687,8 @@
           <w:iCs/>
           <w:sz w:val="28"/>
           <w:szCs w:val="28"/>
-        </w:rPr>
-        <w:lastRenderedPageBreak/>
+          <w:lang w:val="vi-VN"/>
+        </w:rPr>
         <w:t>Nhận xét kết quả:</w:t>
       </w:r>
     </w:p>
@@ -22443,13 +22698,15 @@
           <w:rFonts w:ascii="Times New Roman" w:hAnsi="Times New Roman" w:cs="Times New Roman"/>
           <w:sz w:val="28"/>
           <w:szCs w:val="28"/>
-        </w:rPr>
-      </w:pPr>
-      <w:r>
-        <w:rPr>
-          <w:rFonts w:ascii="Times New Roman" w:hAnsi="Times New Roman" w:cs="Times New Roman"/>
-          <w:sz w:val="28"/>
-          <w:szCs w:val="28"/>
+          <w:lang w:val="vi-VN"/>
+        </w:rPr>
+      </w:pPr>
+      <w:r>
+        <w:rPr>
+          <w:rFonts w:ascii="Times New Roman" w:hAnsi="Times New Roman" w:cs="Times New Roman"/>
+          <w:sz w:val="28"/>
+          <w:szCs w:val="28"/>
+          <w:lang w:val="vi-VN"/>
         </w:rPr>
         <w:t>Kết quả đánh giá cho thấy mô hình MLP có khả năng dự đoán giá nhà tương đối tốt trên tập Validation. Mô hình chính đạt RMSE trên thang log là 0.1746, MAE khoảng 19.164 USD và R² đạt 0.8786.</w:t>
       </w:r>
@@ -22460,13 +22717,15 @@
           <w:rFonts w:ascii="Times New Roman" w:hAnsi="Times New Roman" w:cs="Times New Roman"/>
           <w:sz w:val="28"/>
           <w:szCs w:val="28"/>
-        </w:rPr>
-      </w:pPr>
-      <w:r>
-        <w:rPr>
-          <w:rFonts w:ascii="Times New Roman" w:hAnsi="Times New Roman" w:cs="Times New Roman"/>
-          <w:sz w:val="28"/>
-          <w:szCs w:val="28"/>
+          <w:lang w:val="vi-VN"/>
+        </w:rPr>
+      </w:pPr>
+      <w:r>
+        <w:rPr>
+          <w:rFonts w:ascii="Times New Roman" w:hAnsi="Times New Roman" w:cs="Times New Roman"/>
+          <w:sz w:val="28"/>
+          <w:szCs w:val="28"/>
+          <w:lang w:val="vi-VN"/>
         </w:rPr>
         <w:t>Sau khi thử nghiệm ba cấu hình mạng, cấu hình 64 → 32 → 16 đạt Validation RMSE thấp nhất với giá trị 0.160663 và được lựa chọn làm best_model.</w:t>
       </w:r>
@@ -22551,6 +22810,7 @@
           <w:color w:val="auto"/>
           <w:sz w:val="32"/>
           <w:szCs w:val="32"/>
+          <w:lang w:val="vi-VN"/>
         </w:rPr>
       </w:pPr>
       <w:bookmarkStart w:id="57" w:name="_Toc241402480"/>
@@ -22562,7 +22822,9 @@
           <w:color w:val="auto"/>
           <w:sz w:val="32"/>
           <w:szCs w:val="32"/>
-        </w:rPr>
+          <w:lang w:val="vi-VN"/>
+        </w:rPr>
+        <w:lastRenderedPageBreak/>
         <w:t xml:space="preserve">Chương VI: </w:t>
       </w:r>
       <w:r>
@@ -22573,6 +22835,7 @@
           <w:color w:val="auto"/>
           <w:sz w:val="32"/>
           <w:szCs w:val="32"/>
+          <w:lang w:val="vi-VN"/>
         </w:rPr>
         <w:t>DEPLOYMENT – TRIỂN KHAI</w:t>
       </w:r>
@@ -22584,13 +22847,15 @@
           <w:rFonts w:ascii="Times New Roman" w:hAnsi="Times New Roman" w:cs="Times New Roman"/>
           <w:sz w:val="28"/>
           <w:szCs w:val="28"/>
-        </w:rPr>
-      </w:pPr>
-      <w:r>
-        <w:rPr>
-          <w:rFonts w:ascii="Times New Roman" w:hAnsi="Times New Roman" w:cs="Times New Roman"/>
-          <w:sz w:val="28"/>
-          <w:szCs w:val="28"/>
+          <w:lang w:val="vi-VN"/>
+        </w:rPr>
+      </w:pPr>
+      <w:r>
+        <w:rPr>
+          <w:rFonts w:ascii="Times New Roman" w:hAnsi="Times New Roman" w:cs="Times New Roman"/>
+          <w:sz w:val="28"/>
+          <w:szCs w:val="28"/>
+          <w:lang w:val="vi-VN"/>
         </w:rPr>
         <w:t>Sau khi hoàn thành quá trình xây dựng và đánh giá mô hình MLP, nhóm tiến hành triển khai mô hình để thực hiện dự đoán giá nhà trên tập Test. Trong quá trình thực nghiệm, nhóm thực hiện năm lần chạy mô hình từ V1 đến V5 nhằm kiểm tra tính ổn định của kết quả và so sánh hiệu quả dự đoán giữa các lần chạy.</w:t>
       </w:r>
@@ -22601,13 +22866,15 @@
           <w:rFonts w:ascii="Times New Roman" w:hAnsi="Times New Roman" w:cs="Times New Roman"/>
           <w:sz w:val="28"/>
           <w:szCs w:val="28"/>
-        </w:rPr>
-      </w:pPr>
-      <w:r>
-        <w:rPr>
-          <w:rFonts w:ascii="Times New Roman" w:hAnsi="Times New Roman" w:cs="Times New Roman"/>
-          <w:sz w:val="28"/>
-          <w:szCs w:val="28"/>
+          <w:lang w:val="vi-VN"/>
+        </w:rPr>
+      </w:pPr>
+      <w:r>
+        <w:rPr>
+          <w:rFonts w:ascii="Times New Roman" w:hAnsi="Times New Roman" w:cs="Times New Roman"/>
+          <w:sz w:val="28"/>
+          <w:szCs w:val="28"/>
+          <w:lang w:val="vi-VN"/>
         </w:rPr>
         <w:t xml:space="preserve">Cả năm lần chạy đều sử dụng cùng bài toán, cùng quy trình tiền xử lý dữ liệu và cùng phương pháp đánh giá. Sau quá trình thử nghiệm các cấu hình mạng, cấu hình được lựa chọn ở cả năm phiên bản đều là </w:t>
       </w:r>
@@ -22618,6 +22885,7 @@
           <w:bCs/>
           <w:sz w:val="28"/>
           <w:szCs w:val="28"/>
+          <w:lang w:val="vi-VN"/>
         </w:rPr>
         <w:t>64 → 32 → 16</w:t>
       </w:r>
@@ -22626,6 +22894,7 @@
           <w:rFonts w:ascii="Times New Roman" w:hAnsi="Times New Roman" w:cs="Times New Roman"/>
           <w:sz w:val="28"/>
           <w:szCs w:val="28"/>
+          <w:lang w:val="vi-VN"/>
         </w:rPr>
         <w:t xml:space="preserve"> với </w:t>
       </w:r>
@@ -22636,6 +22905,7 @@
           <w:bCs/>
           <w:sz w:val="28"/>
           <w:szCs w:val="28"/>
+          <w:lang w:val="vi-VN"/>
         </w:rPr>
         <w:t>Learning Rate = 0.001</w:t>
       </w:r>
@@ -22644,6 +22914,7 @@
           <w:rFonts w:ascii="Times New Roman" w:hAnsi="Times New Roman" w:cs="Times New Roman"/>
           <w:sz w:val="28"/>
           <w:szCs w:val="28"/>
+          <w:lang w:val="vi-VN"/>
         </w:rPr>
         <w:t>. Kết quả của từng lần chạy được tổng hợp để phục vụ bước triển khai và đánh giá cuối cùng.</w:t>
       </w:r>
@@ -22654,6 +22925,7 @@
           <w:rFonts w:ascii="Times New Roman" w:hAnsi="Times New Roman" w:cs="Times New Roman"/>
           <w:sz w:val="28"/>
           <w:szCs w:val="28"/>
+          <w:lang w:val="vi-VN"/>
         </w:rPr>
       </w:pPr>
     </w:p>
@@ -22667,6 +22939,7 @@
           <w:color w:val="auto"/>
           <w:sz w:val="28"/>
           <w:szCs w:val="28"/>
+          <w:lang w:val="vi-VN"/>
         </w:rPr>
       </w:pPr>
       <w:bookmarkStart w:id="58" w:name="_Toc241402481"/>
@@ -22680,7 +22953,6 @@
           <w:szCs w:val="28"/>
           <w:lang w:val="vi-VN"/>
         </w:rPr>
-        <w:lastRenderedPageBreak/>
         <w:t>1. Lưu mô hình</w:t>
       </w:r>
       <w:bookmarkEnd w:id="58"/>
@@ -22691,13 +22963,15 @@
           <w:rFonts w:ascii="Times New Roman" w:hAnsi="Times New Roman" w:cs="Times New Roman"/>
           <w:sz w:val="28"/>
           <w:szCs w:val="28"/>
-        </w:rPr>
-      </w:pPr>
-      <w:r>
-        <w:rPr>
-          <w:rFonts w:ascii="Times New Roman" w:hAnsi="Times New Roman" w:cs="Times New Roman"/>
-          <w:sz w:val="28"/>
-          <w:szCs w:val="28"/>
+          <w:lang w:val="vi-VN"/>
+        </w:rPr>
+      </w:pPr>
+      <w:r>
+        <w:rPr>
+          <w:rFonts w:ascii="Times New Roman" w:hAnsi="Times New Roman" w:cs="Times New Roman"/>
+          <w:sz w:val="28"/>
+          <w:szCs w:val="28"/>
+          <w:lang w:val="vi-VN"/>
         </w:rPr>
         <w:t>Sau quá trình huấn luyện, mô hình tốt nhất được xác định dựa trên giá trị Validation RMSE. Trong quá trình huấn luyện, trạng thái của mô hình tại thời điểm đạt Validation Loss tốt nhất được lưu lại bằng copy.deepcopy(model.state_dict()).</w:t>
       </w:r>
@@ -22708,13 +22982,15 @@
           <w:rFonts w:ascii="Times New Roman" w:hAnsi="Times New Roman" w:cs="Times New Roman"/>
           <w:sz w:val="28"/>
           <w:szCs w:val="28"/>
-        </w:rPr>
-      </w:pPr>
-      <w:r>
-        <w:rPr>
-          <w:rFonts w:ascii="Times New Roman" w:hAnsi="Times New Roman" w:cs="Times New Roman"/>
-          <w:sz w:val="28"/>
-          <w:szCs w:val="28"/>
+          <w:lang w:val="vi-VN"/>
+        </w:rPr>
+      </w:pPr>
+      <w:r>
+        <w:rPr>
+          <w:rFonts w:ascii="Times New Roman" w:hAnsi="Times New Roman" w:cs="Times New Roman"/>
+          <w:sz w:val="28"/>
+          <w:szCs w:val="28"/>
+          <w:lang w:val="vi-VN"/>
         </w:rPr>
         <w:t>Sau đó, nhóm tiến hành thử nghiệm ba cấu hình mạng gồm:</w:t>
       </w:r>
@@ -24086,6 +24362,7 @@
           <w:sz w:val="28"/>
           <w:szCs w:val="28"/>
         </w:rPr>
+        <w:lastRenderedPageBreak/>
         <w:t>V1 đạt Validation RMSE = 0.1607 và R² = 0.9067. V2 đạt Validation RMSE = 0.1683 và R² = 0.8559. V3 đạt Validation RMSE = 0.1752 và R² = 0.8497. V4 đạt Validation RMSE = 0.1725 và R² = 0.8546. V5 đạt Validation RMSE = 0.1675 và R² = 0.8596.</w:t>
       </w:r>
     </w:p>
@@ -24193,7 +24470,6 @@
           <w:szCs w:val="28"/>
           <w:lang w:val="vi-VN"/>
         </w:rPr>
-        <w:lastRenderedPageBreak/>
         <w:t>Tập Test gồm 1.459 mẫu dữ liệu và không có biến mục tiêu SalePrice. Vì vậy, các mẫu Test được sử dụng để tạo ra giá nhà dự đoán và không được sử dụng để tính trực tiếp các chỉ số RMSE, MAE và R².</w:t>
       </w:r>
     </w:p>
@@ -24394,6 +24670,7 @@
           <w:sz w:val="28"/>
           <w:szCs w:val="28"/>
         </w:rPr>
+        <w:lastRenderedPageBreak/>
         <w:drawing>
           <wp:inline distT="0" distB="0" distL="0" distR="0" wp14:anchorId="191B0696" wp14:editId="0FB726C5">
             <wp:extent cx="2674620" cy="864397"/>
@@ -24564,7 +24841,6 @@
           <w:sz w:val="28"/>
           <w:szCs w:val="28"/>
         </w:rPr>
-        <w:lastRenderedPageBreak/>
         <w:t>V3 có giá dự đoán trung bình cao hơn V2 và V1. Đặc biệt, giá trị cao nhất của V3 lên tới hơn 10 triệu USD, lớn hơn đáng kể so với các phiên bản còn lại. Điều này cho thấy kết quả dự đoán của mô hình có thể thay đổi giữa các lần chạy, đặc biệt đối với một số mẫu có giá trị dự đoán cao.</w:t>
       </w:r>
     </w:p>
@@ -24822,6 +25098,7 @@
           <w:szCs w:val="28"/>
           <w:lang w:val="vi-VN"/>
         </w:rPr>
+        <w:lastRenderedPageBreak/>
         <w:drawing>
           <wp:inline distT="0" distB="0" distL="0" distR="0" wp14:anchorId="6F78EB1F" wp14:editId="5A386380">
             <wp:extent cx="2904566" cy="914400"/>
@@ -25088,7 +25365,6 @@
           <w:szCs w:val="28"/>
           <w:lang w:val="vi-VN"/>
         </w:rPr>
-        <w:lastRenderedPageBreak/>
         <w:t>Do tập Test không có giá SalePrice thực tế, các thống kê trên chỉ được sử dụng để mô tả kết quả dự đoán và không được sử dụng để kết luận về độ chính xác của mô hình trên tập Test.</w:t>
       </w:r>
     </w:p>
@@ -25312,6 +25588,7 @@
           <w:szCs w:val="28"/>
           <w:lang w:val="vi-VN"/>
         </w:rPr>
+        <w:lastRenderedPageBreak/>
         <w:t>Các chỉ số đánh giá được tính trên tập Validation. Vì vậy, kết quả dự đoán trên Test chỉ cho biết mô hình có thể tạo ra giá dự đoán cho dữ liệu mới, chưa thể xác định sai số thực tế trên tập này.</w:t>
       </w:r>
     </w:p>
@@ -25463,7 +25740,6 @@
           <w:szCs w:val="28"/>
           <w:lang w:val="vi-VN"/>
         </w:rPr>
-        <w:lastRenderedPageBreak/>
         <w:br/>
         <w:t xml:space="preserve"> </w:t>
       </w:r>
@@ -25693,6 +25969,7 @@
           <w:szCs w:val="28"/>
           <w:lang w:val="vi-VN"/>
         </w:rPr>
+        <w:lastRenderedPageBreak/>
         <w:t>Kiểm soát Random Seed:</w:t>
       </w:r>
       <w:r>
@@ -25882,7 +26159,6 @@
           <w:szCs w:val="28"/>
           <w:lang w:val="vi-VN"/>
         </w:rPr>
-        <w:lastRenderedPageBreak/>
         <w:t xml:space="preserve">Qua năm lần thực nghiệm, mô hình được lựa chọn đều có kiến trúc </w:t>
       </w:r>
       <w:r>
@@ -26147,7 +26423,16 @@
           <w:sz w:val="28"/>
           <w:szCs w:val="28"/>
         </w:rPr>
-        <w:t>Kết quả cho thấy các mô hình đều có khả năng tạo ra dự đoán cho dữ liệu mới, tuy nhiên kết quả giữa các lần chạy vẫn có sự thay đổi, đặc biệt ở những mẫu có giá dự đoán cao. Do tập Test không có giá SalePrice thực tế, nhóm không sử dụng các kết quả dự đoán trên Test để tính toán hoặc kết luận về độ chính xác của mô hình. Các kết quả này được sử dụng để mô tả khả năng triển khai mô hình và tạo dự đoán trên dữ liệu mới.</w:t>
+        <w:t xml:space="preserve">Kết quả cho thấy các mô hình đều có khả năng tạo ra dự đoán cho dữ liệu mới, tuy nhiên kết quả giữa các lần chạy vẫn có sự thay đổi, đặc biệt ở những mẫu có giá dự đoán cao. Do tập Test không có giá SalePrice thực tế, nhóm không sử dụng các kết quả dự đoán trên Test để tính toán hoặc kết luận về độ chính xác </w:t>
+      </w:r>
+      <w:r>
+        <w:rPr>
+          <w:rFonts w:ascii="Times New Roman" w:hAnsi="Times New Roman" w:cs="Times New Roman"/>
+          <w:sz w:val="28"/>
+          <w:szCs w:val="28"/>
+        </w:rPr>
+        <w:lastRenderedPageBreak/>
+        <w:t>của mô hình. Các kết quả này được sử dụng để mô tả khả năng triển khai mô hình và tạo dự đoán trên dữ liệu mới.</w:t>
       </w:r>
     </w:p>
     <w:p>
@@ -31943,7 +32228,7 @@
   <w:style w:type="paragraph" w:default="1" w:styleId="Normal">
     <w:name w:val="Normal"/>
     <w:qFormat/>
-    <w:rsid w:val="009F59B6"/>
+    <w:rsid w:val="000617E2"/>
   </w:style>
   <w:style w:type="paragraph" w:styleId="Heading1">
     <w:name w:val="heading 1"/>
